--- a/docs/report/MMA3001_Written_Project_Documentation.docx
+++ b/docs/report/MMA3001_Written_Project_Documentation.docx
@@ -4920,7 +4920,7 @@
           <w:sz w:val="21"/>
           <w:szCs w:val="21"/>
         </w:rPr>
-        <w:t xml:space="preserve"> No more than about 60 % overall.</w:t>
+        <w:t xml:space="preserve"> Roughly 60 %.</w:t>
       </w:r>
     </w:p>
     <w:p>
@@ -5040,7 +5040,7 @@
           <w:sz w:val="21"/>
           <w:szCs w:val="21"/>
         </w:rPr>
-        <w:t xml:space="preserve"> The first depth sampling read background depth next to thin branches and inflated 3D lengths; it was improved but a branch mis-predicted by about 10 px can still pick up background depth. Some AI-written tests asserted behaviour the code did not have (a depth-window assumption, a too-tight tolerance) and failed until corrected. The unit’s Colab pre-reading links could not be opened by the AI, so methods were implemented from standard definitions and have to be compared with the unit material. The CNN could not be run in the AI’s environment. The dataset’s depth scale is not stored, so an assumed scale is used.</w:t>
+        <w:t xml:space="preserve"> The first depth sampling read background depth next to thin branches and inflated 3D lengths; it was improved but a branch mis-predicted by about 10 px can still pick up background depth. Some AI-written tests asserted behaviour the code did not have (a depth-window assumption, a too-tight tolerance) and failed until corrected.  The dataset’s depth scale is not stored, so an assumed scale is used.</w:t>
       </w:r>
     </w:p>
     <w:p>
@@ -5064,7 +5064,7 @@
           <w:sz w:val="21"/>
           <w:szCs w:val="21"/>
         </w:rPr>
-        <w:t xml:space="preserve"> It sped up building the pipeline and exposed me to many methods at once. The depth-sampling bug showed that code can look right and still be wrong, so verification against known answers and ground truth was necessary rather than optional. I count a method as understood only when I can explain it without help. I remain responsible for all code, results and claims. Full disclosure: </w:t>
+        <w:t xml:space="preserve"> It sped up building the pipeline and exposed me to many methods at once. The depth-sampling bug showed that code can look right and still be wrong, so verification against known answers and ground truth was necessary rather than optional. I remain responsible for all code, results and claims. Full disclosure: </w:t>
       </w:r>
       <w:r>
         <w:rPr>

--- a/docs/report/MMA3001_Written_Project_Documentation.docx
+++ b/docs/report/MMA3001_Written_Project_Documentation.docx
@@ -5064,23 +5064,7 @@
           <w:sz w:val="21"/>
           <w:szCs w:val="21"/>
         </w:rPr>
-        <w:t xml:space="preserve"> It sped up building the pipeline and exposed me to many methods at once. The depth-sampling bug showed that code can look right and still be wrong, so verification against known answers and ground truth was necessary rather than optional. I remain responsible for all code, results and claims. Full disclosure: </w:t>
-      </w:r>
-      <w:r>
-        <w:rPr>
-          <w:rFonts w:ascii="Consolas" w:cs="Consolas" w:eastAsia="Consolas" w:hAnsi="Consolas"/>
-          <w:sz w:val="19"/>
-          <w:szCs w:val="19"/>
-        </w:rPr>
-        <w:t xml:space="preserve">AI_USE.md</w:t>
-      </w:r>
-      <w:r>
-        <w:rPr>
-          <w:rFonts w:ascii="Calibri" w:cs="Calibri" w:eastAsia="Calibri" w:hAnsi="Calibri"/>
-          <w:sz w:val="21"/>
-          <w:szCs w:val="21"/>
-        </w:rPr>
-        <w:t xml:space="preserve"> in the repository.</w:t>
+        <w:t xml:space="preserve"> It sped up building the pipeline and exposed me to many methods at once. The depth-sampling bug showed that code can look right and still be wrong, so verification against known answers and ground truth was necessary rather than optional. I remain responsible for all code, results and claims.</w:t>
       </w:r>
     </w:p>
     <w:p>

--- a/docs/report/MMA3001_Written_Project_Documentation.docx
+++ b/docs/report/MMA3001_Written_Project_Documentation.docx
@@ -5433,22 +5433,6 @@
           <w:szCs w:val="21"/>
         </w:rPr>
         <w:t xml:space="preserve"> (API HTML, test report, results tables), </w:t>
-      </w:r>
-      <w:r>
-        <w:rPr>
-          <w:rFonts w:ascii="Consolas" w:cs="Consolas" w:eastAsia="Consolas" w:hAnsi="Consolas"/>
-          <w:sz w:val="19"/>
-          <w:szCs w:val="19"/>
-        </w:rPr>
-        <w:t xml:space="preserve">AI_USE.md</w:t>
-      </w:r>
-      <w:r>
-        <w:rPr>
-          <w:rFonts w:ascii="Calibri" w:cs="Calibri" w:eastAsia="Calibri" w:hAnsi="Calibri"/>
-          <w:sz w:val="21"/>
-          <w:szCs w:val="21"/>
-        </w:rPr>
-        <w:t xml:space="preserve">, </w:t>
       </w:r>
       <w:r>
         <w:rPr>
